--- a/paper2_intro_theory_fa.docx
+++ b/paper2_intro_theory_fa.docx
@@ -316,7 +316,7 @@
           <w:i w:val="0"/>
           <w:rtl/>
         </w:rPr>
-        <w:t>مطالعه همراه مولفه‌های اعتبارسنجی‌شده را در شش سازه خلاصه می‌کند که میزان و کیفیت اقدام‌های ارزیابی را می‌سنجند، نه ایمنی واقعی سازمان (جدول 1). دو ویژگی این مشخصه‌سازی مهم است. نخست، سازه‌ها زنجیره می‌سازند: شناسایی (TVI) و ارزیابی کنترل (CCE) ورودی‌اند، قضاوت ریسک باقیمانده (RRJ) قضاوت است و پایش و یادگیری (MOL) و اثربخشی فرایند (PEF) آن چیزی‌اند که قضاوت برایش وجود دارد. دوم، همکاری و صلاحیت (COL) سازه مشروط‌کننده است. درون هر سازه مولفه‌ها وجه‌های متمایزند نه نشانه‌های جانشین (فهرست دارایی جانشین بازبینی آسیب‌پذیری نیست)، پس مولفه‌های مرتبه اول را بهتر است شاخص‌های شکل‌دهنده در یک مشخصه‌سازی سلسله‌مراتبی دانست؛ مشخصه نهایی از نتایج مطالعه همراه پیروی می‌کند. سیاست و دامنه و الزام قانونی به‌عنوان متغیر زمینه‌ای همراه با اندازه واحد، صنعت، سابقه پاسخ‌دهنده، گواهینامه حرفه‌ای و نوع حسابرس وارد می‌شوند.</w:t>
+        <w:t>مطالعه همراه مولفه‌های اعتبارسنجی‌شده را در شش سازه خلاصه می‌کند که میزان و کیفیت اقدام‌های ارزیابی را می‌سنجند، نه ایمنی واقعی سازمان (جدول 1). دو ویژگی این مشخصه‌سازی مهم است. نخست، سازه‌ها زنجیره می‌سازند: شناسایی (TVI) و ارزیابی کنترل (CCE) ورودی‌اند، قضاوت ریسک باقیمانده (RRJ) قضاوت است و پایش و یادگیری (MOL) و اثربخشی فرایند (PEF) آن چیزی‌اند که قضاوت برایش وجود دارد. دوم، همکاری و صلاحیت (COL) سازه مشروط‌کننده است. درون هر سازه مولفه‌ها وجه‌های متمایزند نه نشانه‌های جانشین (فهرست دارایی جانشین بازبینی آسیب‌پذیری نیست)، پس گویه‌های نماینده مولفه‌ها را بهتر است شاخص‌های شکل‌دهنده سازه خود دانست، در حالی که سازه پیامد (PEF) به‌صورت بازتابی با گویه‌های برگرفته از مولفه‌هایش سنجیده می‌شود؛ مشخصه نهایی از نتایج مطالعه همراه پیروی می‌کند. سیاست و دامنه و الزام قانونی به‌عنوان متغیر زمینه‌ای همراه با اندازه واحد، صنعت، سابقه پاسخ‌دهنده، گواهینامه حرفه‌ای و نوع حسابرس وارد می‌شوند.</w:t>
       </w:r>
     </w:p>
     <w:p>
@@ -565,7 +565,7 @@
                 <w:sz w:val="17"/>
                 <w:rtl/>
               </w:rPr>
-              <w:t>اولیه: مرتبه اول شکل‌دهنده در مدل سلسله‌مراتبی</w:t>
+              <w:t>اولیه: ترکیب شکل‌دهنده گویه‌های مولفه‌ها</w:t>
             </w:r>
           </w:p>
         </w:tc>
@@ -671,7 +671,7 @@
                 <w:sz w:val="17"/>
                 <w:rtl/>
               </w:rPr>
-              <w:t>اولیه: مرتبه اول شکل‌دهنده در مدل سلسله‌مراتبی</w:t>
+              <w:t>اولیه: ترکیب شکل‌دهنده گویه‌های مولفه‌ها</w:t>
             </w:r>
           </w:p>
         </w:tc>
@@ -777,7 +777,7 @@
                 <w:sz w:val="17"/>
                 <w:rtl/>
               </w:rPr>
-              <w:t>اولیه: مرتبه اول شکل‌دهنده در مدل سلسله‌مراتبی</w:t>
+              <w:t>اولیه: ترکیب شکل‌دهنده گویه‌های مولفه‌ها</w:t>
             </w:r>
           </w:p>
         </w:tc>
@@ -883,7 +883,7 @@
                 <w:sz w:val="17"/>
                 <w:rtl/>
               </w:rPr>
-              <w:t>اولیه: مرتبه اول شکل‌دهنده در مدل سلسله‌مراتبی</w:t>
+              <w:t>اولیه: ترکیب شکل‌دهنده گویه‌های مولفه‌ها</w:t>
             </w:r>
           </w:p>
         </w:tc>
@@ -989,7 +989,7 @@
                 <w:sz w:val="17"/>
                 <w:rtl/>
               </w:rPr>
-              <w:t>اولیه: مرتبه اول شکل‌دهنده در مدل سلسله‌مراتبی</w:t>
+              <w:t>اولیه: ترکیب شکل‌دهنده گویه‌های مولفه‌ها</w:t>
             </w:r>
           </w:p>
         </w:tc>
@@ -1095,7 +1095,7 @@
                 <w:sz w:val="17"/>
                 <w:rtl/>
               </w:rPr>
-              <w:t>اولیه: مرتبه اول شکل‌دهنده در مدل سلسله‌مراتبی</w:t>
+              <w:t>اولیه: پیامد بازتابی؛ گویه‌های برگرفته از مولفه‌ها</w:t>
             </w:r>
           </w:p>
         </w:tc>
